--- a/docs/superpowers/specs/2026-05-20-foundation-design.docx
+++ b/docs/superpowers/specs/2026-05-20-foundation-design.docx
@@ -9656,7 +9656,7 @@
         <w:rPr>
           <w:rStyle w:val="VerbatimChar"/>
         </w:rPr>
-        <w:t xml:space="preserve">containers/quickstart/</w:t>
+        <w:t xml:space="preserve">quickstart/</w:t>
       </w:r>
       <w:r>
         <w:t xml:space="preserve">:</w:t>
@@ -10614,7 +10614,7 @@
         <w:rPr>
           <w:rStyle w:val="VerbatimChar"/>
         </w:rPr>
-        <w:t xml:space="preserve">containers/quickstart/</w:t>
+        <w:t xml:space="preserve">quickstart/</w:t>
       </w:r>
       <w:r>
         <w:t xml:space="preserve">, (b) embed a tiny HS256 issuer in pherald itself for dev, (c) require operator to point at an external IdP from day one. Recommendation: (a) — minimum friction, clearly dev-only.</w:t>

--- a/docs/superpowers/specs/2026-05-20-foundation-design.docx
+++ b/docs/superpowers/specs/2026-05-20-foundation-design.docx
@@ -7,10 +7,60 @@
         <w:pStyle w:val="Title"/>
       </w:pPr>
       <w:r>
-        <w:t xml:space="preserve">Foundation — Sub-project 1 Design</w:t>
+        <w:t xml:space="preserve">Herald</w:t>
       </w:r>
     </w:p>
-    <w:bookmarkStart w:id="35" w:name="foundation--sub-project-1-design"/>
+    <w:p>
+      <w:pPr>
+        <w:pStyle w:val="FirstParagraph"/>
+      </w:pPr>
+      <w:r>
+        <w:drawing>
+          <wp:inline>
+            <wp:extent cx="1625600" cy="1625600"/>
+            <wp:effectExtent b="0" l="0" r="0" t="0"/>
+            <wp:docPr descr="Herald" title="" id="10" name="Picture"/>
+            <a:graphic>
+              <a:graphicData uri="http://schemas.openxmlformats.org/drawingml/2006/picture">
+                <pic:pic>
+                  <pic:nvPicPr>
+                    <pic:cNvPr descr="../../../assets/logo/herald_logo_square_128.png" id="11" name="Picture"/>
+                    <pic:cNvPicPr>
+                      <a:picLocks noChangeArrowheads="1" noChangeAspect="1"/>
+                    </pic:cNvPicPr>
+                  </pic:nvPicPr>
+                  <pic:blipFill>
+                    <a:blip r:embed="rId9"/>
+                    <a:stretch>
+                      <a:fillRect/>
+                    </a:stretch>
+                  </pic:blipFill>
+                  <pic:spPr bwMode="auto">
+                    <a:xfrm>
+                      <a:off x="0" y="0"/>
+                      <a:ext cx="1625600" cy="1625600"/>
+                    </a:xfrm>
+                    <a:prstGeom prst="rect">
+                      <a:avLst/>
+                    </a:prstGeom>
+                    <a:noFill/>
+                    <a:ln w="9525">
+                      <a:noFill/>
+                      <a:headEnd/>
+                      <a:tailEnd/>
+                    </a:ln>
+                  </pic:spPr>
+                </pic:pic>
+              </a:graphicData>
+            </a:graphic>
+          </wp:inline>
+        </w:drawing>
+      </w:r>
+      <w:r>
+        <w:t xml:space="preserve">{width=96px height=96px}</w:t>
+      </w:r>
+    </w:p>
+    <w:bookmarkStart w:id="38" w:name="foundation--sub-project-1-design"/>
     <w:p>
       <w:pPr>
         <w:pStyle w:val="Heading1"/>
@@ -306,7 +356,7 @@
         </w:tc>
       </w:tr>
     </w:tbl>
-    <w:bookmarkStart w:id="9" w:name="table-of-contents"/>
+    <w:bookmarkStart w:id="12" w:name="table-of-contents"/>
     <w:p>
       <w:pPr>
         <w:pStyle w:val="Heading2"/>
@@ -497,8 +547,8 @@
         </w:r>
       </w:hyperlink>
     </w:p>
-    <w:bookmarkEnd w:id="9"/>
-    <w:bookmarkStart w:id="10" w:name="X77df7dadd0c0fa0daeb63e3721e705405ebaf45"/>
+    <w:bookmarkEnd w:id="12"/>
+    <w:bookmarkStart w:id="13" w:name="X77df7dadd0c0fa0daeb63e3721e705405ebaf45"/>
     <w:p>
       <w:pPr>
         <w:pStyle w:val="Heading2"/>
@@ -871,8 +921,8 @@
         <w:t xml:space="preserve">across three milestones, each its own PR-sized vertical slice that closes its smoke test before the next milestone starts.</w:t>
       </w:r>
     </w:p>
-    <w:bookmarkEnd w:id="10"/>
-    <w:bookmarkStart w:id="11" w:name="X7a8237e7d315e89f38a741ffdb86653a37c1ad7"/>
+    <w:bookmarkEnd w:id="13"/>
+    <w:bookmarkStart w:id="14" w:name="X7a8237e7d315e89f38a741ffdb86653a37c1ad7"/>
     <w:p>
       <w:pPr>
         <w:pStyle w:val="Heading2"/>
@@ -1449,8 +1499,8 @@
         <w:t xml:space="preserve">before any Go code is written.</w:t>
       </w:r>
     </w:p>
-    <w:bookmarkEnd w:id="11"/>
-    <w:bookmarkStart w:id="15" w:name="X8ebf4272557d59cc9e0a94e798e506dc17cc399"/>
+    <w:bookmarkEnd w:id="14"/>
+    <w:bookmarkStart w:id="18" w:name="X8ebf4272557d59cc9e0a94e798e506dc17cc399"/>
     <w:p>
       <w:pPr>
         <w:pStyle w:val="Heading2"/>
@@ -1459,7 +1509,7 @@
         <w:t xml:space="preserve">§2. Components</w:t>
       </w:r>
     </w:p>
-    <w:bookmarkStart w:id="12" w:name="X1c4ebd828bf03227eca1902c22fb446b2fb612c"/>
+    <w:bookmarkStart w:id="15" w:name="X1c4ebd828bf03227eca1902c22fb446b2fb612c"/>
     <w:p>
       <w:pPr>
         <w:pStyle w:val="Heading3"/>
@@ -5091,8 +5141,8 @@
         </w:tc>
       </w:tr>
     </w:tbl>
-    <w:bookmarkEnd w:id="12"/>
-    <w:bookmarkStart w:id="13" w:name="Xdd633e8cccd4674fddaa9e02f176e3fd7f24e15"/>
+    <w:bookmarkEnd w:id="15"/>
+    <w:bookmarkStart w:id="16" w:name="Xdd633e8cccd4674fddaa9e02f176e3fd7f24e15"/>
     <w:p>
       <w:pPr>
         <w:pStyle w:val="Heading3"/>
@@ -7009,8 +7059,8 @@
         <w:t xml:space="preserve">);</w:t>
       </w:r>
     </w:p>
-    <w:bookmarkEnd w:id="13"/>
-    <w:bookmarkStart w:id="14" w:name="X320daeaa991a4aa6123647971f012c28b97f026"/>
+    <w:bookmarkEnd w:id="16"/>
+    <w:bookmarkStart w:id="17" w:name="X320daeaa991a4aa6123647971f012c28b97f026"/>
     <w:p>
       <w:pPr>
         <w:pStyle w:val="Heading3"/>
@@ -7578,9 +7628,9 @@
         </w:tc>
       </w:tr>
     </w:tbl>
-    <w:bookmarkEnd w:id="14"/>
-    <w:bookmarkEnd w:id="15"/>
-    <w:bookmarkStart w:id="20" w:name="Xbcd46393bbd64a81f585476d191ec052d31ba9f"/>
+    <w:bookmarkEnd w:id="17"/>
+    <w:bookmarkEnd w:id="18"/>
+    <w:bookmarkStart w:id="23" w:name="Xbcd46393bbd64a81f585476d191ec052d31ba9f"/>
     <w:p>
       <w:pPr>
         <w:pStyle w:val="Heading2"/>
@@ -7589,7 +7639,7 @@
         <w:t xml:space="preserve">§3. Data flow</w:t>
       </w:r>
     </w:p>
-    <w:bookmarkStart w:id="16" w:name="X75422c373234ccc02acfcd9180aabf7fc874a25"/>
+    <w:bookmarkStart w:id="19" w:name="X75422c373234ccc02acfcd9180aabf7fc874a25"/>
     <w:p>
       <w:pPr>
         <w:pStyle w:val="Heading3"/>
@@ -8109,8 +8159,8 @@
         <w:t xml:space="preserve">       "mode": "enforce", "transition": "pass→fail"}.</w:t>
       </w:r>
     </w:p>
-    <w:bookmarkEnd w:id="16"/>
-    <w:bookmarkStart w:id="17" w:name="X54b378d0c19cdf68fa455d909921cde09010385"/>
+    <w:bookmarkEnd w:id="19"/>
+    <w:bookmarkStart w:id="20" w:name="X54b378d0c19cdf68fa455d909921cde09010385"/>
     <w:p>
       <w:pPr>
         <w:pStyle w:val="Heading3"/>
@@ -8210,8 +8260,8 @@
         <w:t xml:space="preserve">, the same Evaluator + Record + Transition gate) — and verify them with a unit test that simulates the sweep loop in-process.</w:t>
       </w:r>
     </w:p>
-    <w:bookmarkEnd w:id="17"/>
-    <w:bookmarkStart w:id="18" w:name="X8a978a06b514872961f926915868c091057cae6"/>
+    <w:bookmarkEnd w:id="20"/>
+    <w:bookmarkStart w:id="21" w:name="X8a978a06b514872961f926915868c091057cae6"/>
     <w:p>
       <w:pPr>
         <w:pStyle w:val="Heading3"/>
@@ -8326,8 +8376,8 @@
         <w:t xml:space="preserve">clause needed (and a missing one would still return zero rows, not a leak).</w:t>
       </w:r>
     </w:p>
-    <w:bookmarkEnd w:id="18"/>
-    <w:bookmarkStart w:id="19" w:name="X9ed864586b610e280599e03ec8ff8cd85fc45b0"/>
+    <w:bookmarkEnd w:id="21"/>
+    <w:bookmarkStart w:id="22" w:name="X9ed864586b610e280599e03ec8ff8cd85fc45b0"/>
     <w:p>
       <w:pPr>
         <w:pStyle w:val="Heading3"/>
@@ -8488,9 +8538,9 @@
         <w:t xml:space="preserve">This is the §42.2 mandate that says "evaluator stability across bundle revisions is itself a tracked event."</w:t>
       </w:r>
     </w:p>
-    <w:bookmarkEnd w:id="19"/>
-    <w:bookmarkEnd w:id="20"/>
-    <w:bookmarkStart w:id="21" w:name="X2a306b1d3fd7a8403b8b851c576619e442c920f"/>
+    <w:bookmarkEnd w:id="22"/>
+    <w:bookmarkEnd w:id="23"/>
+    <w:bookmarkStart w:id="24" w:name="X2a306b1d3fd7a8403b8b851c576619e442c920f"/>
     <w:p>
       <w:pPr>
         <w:pStyle w:val="Heading2"/>
@@ -9105,8 +9155,8 @@
         <w:t xml:space="preserve">No code path may both (a) detect a constitution violation and (b) consume the violation in the same function. Detection and emission must be separated by the Registry boundary — this is what makes the panic-recovery in row 1 trustworthy.</w:t>
       </w:r>
     </w:p>
-    <w:bookmarkEnd w:id="21"/>
-    <w:bookmarkStart w:id="26" w:name="X184980486b5e124cf0ac1cae1aecef9d75091d2"/>
+    <w:bookmarkEnd w:id="24"/>
+    <w:bookmarkStart w:id="29" w:name="X184980486b5e124cf0ac1cae1aecef9d75091d2"/>
     <w:p>
       <w:pPr>
         <w:pStyle w:val="Heading2"/>
@@ -9123,7 +9173,7 @@
         <w:t xml:space="preserve">Three tiers, mapped to the milestones:</w:t>
       </w:r>
     </w:p>
-    <w:bookmarkStart w:id="22" w:name="Xe4dc61520cc33565b81aa98415a0a2b4ea13967"/>
+    <w:bookmarkStart w:id="25" w:name="Xe4dc61520cc33565b81aa98415a0a2b4ea13967"/>
     <w:p>
       <w:pPr>
         <w:pStyle w:val="Heading3"/>
@@ -9368,8 +9418,8 @@
         </w:tc>
       </w:tr>
     </w:tbl>
-    <w:bookmarkEnd w:id="22"/>
-    <w:bookmarkStart w:id="23" w:name="Xbb7d8a98191a0db4c39ba6ca7345bc5f5701df0"/>
+    <w:bookmarkEnd w:id="25"/>
+    <w:bookmarkStart w:id="26" w:name="Xbb7d8a98191a0db4c39ba6ca7345bc5f5701df0"/>
     <w:p>
       <w:pPr>
         <w:pStyle w:val="Heading3"/>
@@ -9632,8 +9682,8 @@
         </w:tc>
       </w:tr>
     </w:tbl>
-    <w:bookmarkEnd w:id="23"/>
-    <w:bookmarkStart w:id="24" w:name="Xcefbbb8cafafd8af88f31c7f12140730611205b"/>
+    <w:bookmarkEnd w:id="26"/>
+    <w:bookmarkStart w:id="27" w:name="Xcefbbb8cafafd8af88f31c7f12140730611205b"/>
     <w:p>
       <w:pPr>
         <w:pStyle w:val="Heading3"/>
@@ -9754,8 +9804,8 @@
         <w:t xml:space="preserve">#         diary/main.md has new entry.</w:t>
       </w:r>
     </w:p>
-    <w:bookmarkEnd w:id="24"/>
-    <w:bookmarkStart w:id="25" w:name="X4ca822a0c59d05409b433147966d35302af1360"/>
+    <w:bookmarkEnd w:id="27"/>
+    <w:bookmarkStart w:id="28" w:name="X4ca822a0c59d05409b433147966d35302af1360"/>
     <w:p>
       <w:pPr>
         <w:pStyle w:val="Heading3"/>
@@ -10081,9 +10131,9 @@
         <w:t xml:space="preserve">to Sub-projects 2/3.</w:t>
       </w:r>
     </w:p>
-    <w:bookmarkEnd w:id="25"/>
-    <w:bookmarkEnd w:id="26"/>
-    <w:bookmarkStart w:id="27" w:name="Xadd70b990f14c38e2b3c36b0eadcf9f8f14e8b8"/>
+    <w:bookmarkEnd w:id="28"/>
+    <w:bookmarkEnd w:id="29"/>
+    <w:bookmarkStart w:id="30" w:name="Xadd70b990f14c38e2b3c36b0eadcf9f8f14e8b8"/>
     <w:p>
       <w:pPr>
         <w:pStyle w:val="Heading2"/>
@@ -10349,8 +10399,8 @@
         <w:t xml:space="preserve">Single-region single-leader Postgres + Redis is the M3 default.</w:t>
       </w:r>
     </w:p>
-    <w:bookmarkEnd w:id="27"/>
-    <w:bookmarkStart w:id="28" w:name="Xf5b69df39b5b5c000a8d569dc328c542b2b535d"/>
+    <w:bookmarkEnd w:id="30"/>
+    <w:bookmarkStart w:id="31" w:name="Xf5b69df39b5b5c000a8d569dc328c542b2b535d"/>
     <w:p>
       <w:pPr>
         <w:pStyle w:val="Heading2"/>
@@ -10630,8 +10680,8 @@
         <w:t xml:space="preserve">Resolve before M3 closes.</w:t>
       </w:r>
     </w:p>
-    <w:bookmarkEnd w:id="28"/>
-    <w:bookmarkStart w:id="29" w:name="X06dd6c7b1d612e102be6ff7f1fc84073759af54"/>
+    <w:bookmarkEnd w:id="31"/>
+    <w:bookmarkStart w:id="32" w:name="X06dd6c7b1d612e102be6ff7f1fc84073759af54"/>
     <w:p>
       <w:pPr>
         <w:pStyle w:val="Heading2"/>
@@ -10756,8 +10806,8 @@
         <w:t xml:space="preserve">.</w:t>
       </w:r>
     </w:p>
-    <w:bookmarkEnd w:id="29"/>
-    <w:bookmarkStart w:id="34" w:name="X5c061c3bf5a5396a51dbc815798fd420778cb50"/>
+    <w:bookmarkEnd w:id="32"/>
+    <w:bookmarkStart w:id="37" w:name="X5c061c3bf5a5396a51dbc815798fd420778cb50"/>
     <w:p>
       <w:pPr>
         <w:pStyle w:val="Heading2"/>
@@ -10818,7 +10868,7 @@
         <w:t xml:space="preserve">.</w:t>
       </w:r>
     </w:p>
-    <w:bookmarkStart w:id="30" w:name="X8f9c4704dc00c469c545a1b9b8e1b9feb8c11d7"/>
+    <w:bookmarkStart w:id="33" w:name="X8f9c4704dc00c469c545a1b9b8e1b9feb8c11d7"/>
     <w:p>
       <w:pPr>
         <w:pStyle w:val="Heading3"/>
@@ -11261,8 +11311,8 @@
         </w:tc>
       </w:tr>
     </w:tbl>
-    <w:bookmarkEnd w:id="30"/>
-    <w:bookmarkStart w:id="31" w:name="X7dc05137bca53fc9b459ea50a00efd93c593fa4"/>
+    <w:bookmarkEnd w:id="33"/>
+    <w:bookmarkStart w:id="34" w:name="X7dc05137bca53fc9b459ea50a00efd93c593fa4"/>
     <w:p>
       <w:pPr>
         <w:pStyle w:val="Heading3"/>
@@ -11610,8 +11660,8 @@
         <w:t xml:space="preserve">queue semantics — only the implementation library changes.</w:t>
       </w:r>
     </w:p>
-    <w:bookmarkEnd w:id="31"/>
-    <w:bookmarkStart w:id="32" w:name="Xb73d41a110a48ae3574429972bcdff6c01c47f7"/>
+    <w:bookmarkEnd w:id="34"/>
+    <w:bookmarkStart w:id="35" w:name="Xb73d41a110a48ae3574429972bcdff6c01c47f7"/>
     <w:p>
       <w:pPr>
         <w:pStyle w:val="Heading3"/>
@@ -11722,8 +11772,8 @@
         <w:t xml:space="preserve">directives during development point at those paths. Production builds resolve through pinned commit SHAs.</w:t>
       </w:r>
     </w:p>
-    <w:bookmarkEnd w:id="32"/>
-    <w:bookmarkStart w:id="33" w:name="Xa445c1cffa1298e7722ef5b5659aeb71ec0ce9b"/>
+    <w:bookmarkEnd w:id="35"/>
+    <w:bookmarkStart w:id="36" w:name="Xa445c1cffa1298e7722ef5b5659aeb71ec0ce9b"/>
     <w:p>
       <w:pPr>
         <w:pStyle w:val="Heading3"/>
@@ -11941,9 +11991,9 @@
         <w:t xml:space="preserve">push to all 4 remotes after each meaningful milestone commit.</w:t>
       </w:r>
     </w:p>
-    <w:bookmarkEnd w:id="33"/>
-    <w:bookmarkEnd w:id="34"/>
-    <w:bookmarkEnd w:id="35"/>
+    <w:bookmarkEnd w:id="36"/>
+    <w:bookmarkEnd w:id="37"/>
+    <w:bookmarkEnd w:id="38"/>
     <w:sectPr>
       <w:footnotePr>
         <w:numRestart w:val="eachSect"/>

--- a/docs/superpowers/specs/2026-05-20-foundation-design.docx
+++ b/docs/superpowers/specs/2026-05-20-foundation-design.docx
@@ -10,57 +10,7 @@
         <w:t xml:space="preserve">Herald</w:t>
       </w:r>
     </w:p>
-    <w:p>
-      <w:pPr>
-        <w:pStyle w:val="FirstParagraph"/>
-      </w:pPr>
-      <w:r>
-        <w:drawing>
-          <wp:inline>
-            <wp:extent cx="1625600" cy="1625600"/>
-            <wp:effectExtent b="0" l="0" r="0" t="0"/>
-            <wp:docPr descr="Herald" title="" id="10" name="Picture"/>
-            <a:graphic>
-              <a:graphicData uri="http://schemas.openxmlformats.org/drawingml/2006/picture">
-                <pic:pic>
-                  <pic:nvPicPr>
-                    <pic:cNvPr descr="../../../assets/logo/herald_logo_square_128.png" id="11" name="Picture"/>
-                    <pic:cNvPicPr>
-                      <a:picLocks noChangeArrowheads="1" noChangeAspect="1"/>
-                    </pic:cNvPicPr>
-                  </pic:nvPicPr>
-                  <pic:blipFill>
-                    <a:blip r:embed="rId9"/>
-                    <a:stretch>
-                      <a:fillRect/>
-                    </a:stretch>
-                  </pic:blipFill>
-                  <pic:spPr bwMode="auto">
-                    <a:xfrm>
-                      <a:off x="0" y="0"/>
-                      <a:ext cx="1625600" cy="1625600"/>
-                    </a:xfrm>
-                    <a:prstGeom prst="rect">
-                      <a:avLst/>
-                    </a:prstGeom>
-                    <a:noFill/>
-                    <a:ln w="9525">
-                      <a:noFill/>
-                      <a:headEnd/>
-                      <a:tailEnd/>
-                    </a:ln>
-                  </pic:spPr>
-                </pic:pic>
-              </a:graphicData>
-            </a:graphic>
-          </wp:inline>
-        </w:drawing>
-      </w:r>
-      <w:r>
-        <w:t xml:space="preserve">{width=96px height=96px}</w:t>
-      </w:r>
-    </w:p>
-    <w:bookmarkStart w:id="38" w:name="foundation--sub-project-1-design"/>
+    <w:bookmarkStart w:id="35" w:name="foundation--sub-project-1-design"/>
     <w:p>
       <w:pPr>
         <w:pStyle w:val="Heading1"/>
@@ -356,7 +306,7 @@
         </w:tc>
       </w:tr>
     </w:tbl>
-    <w:bookmarkStart w:id="12" w:name="table-of-contents"/>
+    <w:bookmarkStart w:id="9" w:name="table-of-contents"/>
     <w:p>
       <w:pPr>
         <w:pStyle w:val="Heading2"/>
@@ -547,8 +497,8 @@
         </w:r>
       </w:hyperlink>
     </w:p>
-    <w:bookmarkEnd w:id="12"/>
-    <w:bookmarkStart w:id="13" w:name="X77df7dadd0c0fa0daeb63e3721e705405ebaf45"/>
+    <w:bookmarkEnd w:id="9"/>
+    <w:bookmarkStart w:id="10" w:name="X77df7dadd0c0fa0daeb63e3721e705405ebaf45"/>
     <w:p>
       <w:pPr>
         <w:pStyle w:val="Heading2"/>
@@ -921,8 +871,8 @@
         <w:t xml:space="preserve">across three milestones, each its own PR-sized vertical slice that closes its smoke test before the next milestone starts.</w:t>
       </w:r>
     </w:p>
-    <w:bookmarkEnd w:id="13"/>
-    <w:bookmarkStart w:id="14" w:name="X7a8237e7d315e89f38a741ffdb86653a37c1ad7"/>
+    <w:bookmarkEnd w:id="10"/>
+    <w:bookmarkStart w:id="11" w:name="X7a8237e7d315e89f38a741ffdb86653a37c1ad7"/>
     <w:p>
       <w:pPr>
         <w:pStyle w:val="Heading2"/>
@@ -1499,8 +1449,8 @@
         <w:t xml:space="preserve">before any Go code is written.</w:t>
       </w:r>
     </w:p>
-    <w:bookmarkEnd w:id="14"/>
-    <w:bookmarkStart w:id="18" w:name="X8ebf4272557d59cc9e0a94e798e506dc17cc399"/>
+    <w:bookmarkEnd w:id="11"/>
+    <w:bookmarkStart w:id="15" w:name="X8ebf4272557d59cc9e0a94e798e506dc17cc399"/>
     <w:p>
       <w:pPr>
         <w:pStyle w:val="Heading2"/>
@@ -1509,7 +1459,7 @@
         <w:t xml:space="preserve">§2. Components</w:t>
       </w:r>
     </w:p>
-    <w:bookmarkStart w:id="15" w:name="X1c4ebd828bf03227eca1902c22fb446b2fb612c"/>
+    <w:bookmarkStart w:id="12" w:name="X1c4ebd828bf03227eca1902c22fb446b2fb612c"/>
     <w:p>
       <w:pPr>
         <w:pStyle w:val="Heading3"/>
@@ -5141,8 +5091,8 @@
         </w:tc>
       </w:tr>
     </w:tbl>
-    <w:bookmarkEnd w:id="15"/>
-    <w:bookmarkStart w:id="16" w:name="Xdd633e8cccd4674fddaa9e02f176e3fd7f24e15"/>
+    <w:bookmarkEnd w:id="12"/>
+    <w:bookmarkStart w:id="13" w:name="Xdd633e8cccd4674fddaa9e02f176e3fd7f24e15"/>
     <w:p>
       <w:pPr>
         <w:pStyle w:val="Heading3"/>
@@ -7059,8 +7009,8 @@
         <w:t xml:space="preserve">);</w:t>
       </w:r>
     </w:p>
-    <w:bookmarkEnd w:id="16"/>
-    <w:bookmarkStart w:id="17" w:name="X320daeaa991a4aa6123647971f012c28b97f026"/>
+    <w:bookmarkEnd w:id="13"/>
+    <w:bookmarkStart w:id="14" w:name="X320daeaa991a4aa6123647971f012c28b97f026"/>
     <w:p>
       <w:pPr>
         <w:pStyle w:val="Heading3"/>
@@ -7628,9 +7578,9 @@
         </w:tc>
       </w:tr>
     </w:tbl>
-    <w:bookmarkEnd w:id="17"/>
-    <w:bookmarkEnd w:id="18"/>
-    <w:bookmarkStart w:id="23" w:name="Xbcd46393bbd64a81f585476d191ec052d31ba9f"/>
+    <w:bookmarkEnd w:id="14"/>
+    <w:bookmarkEnd w:id="15"/>
+    <w:bookmarkStart w:id="20" w:name="Xbcd46393bbd64a81f585476d191ec052d31ba9f"/>
     <w:p>
       <w:pPr>
         <w:pStyle w:val="Heading2"/>
@@ -7639,7 +7589,7 @@
         <w:t xml:space="preserve">§3. Data flow</w:t>
       </w:r>
     </w:p>
-    <w:bookmarkStart w:id="19" w:name="X75422c373234ccc02acfcd9180aabf7fc874a25"/>
+    <w:bookmarkStart w:id="16" w:name="X75422c373234ccc02acfcd9180aabf7fc874a25"/>
     <w:p>
       <w:pPr>
         <w:pStyle w:val="Heading3"/>
@@ -8159,8 +8109,8 @@
         <w:t xml:space="preserve">       "mode": "enforce", "transition": "pass→fail"}.</w:t>
       </w:r>
     </w:p>
-    <w:bookmarkEnd w:id="19"/>
-    <w:bookmarkStart w:id="20" w:name="X54b378d0c19cdf68fa455d909921cde09010385"/>
+    <w:bookmarkEnd w:id="16"/>
+    <w:bookmarkStart w:id="17" w:name="X54b378d0c19cdf68fa455d909921cde09010385"/>
     <w:p>
       <w:pPr>
         <w:pStyle w:val="Heading3"/>
@@ -8260,8 +8210,8 @@
         <w:t xml:space="preserve">, the same Evaluator + Record + Transition gate) — and verify them with a unit test that simulates the sweep loop in-process.</w:t>
       </w:r>
     </w:p>
-    <w:bookmarkEnd w:id="20"/>
-    <w:bookmarkStart w:id="21" w:name="X8a978a06b514872961f926915868c091057cae6"/>
+    <w:bookmarkEnd w:id="17"/>
+    <w:bookmarkStart w:id="18" w:name="X8a978a06b514872961f926915868c091057cae6"/>
     <w:p>
       <w:pPr>
         <w:pStyle w:val="Heading3"/>
@@ -8376,8 +8326,8 @@
         <w:t xml:space="preserve">clause needed (and a missing one would still return zero rows, not a leak).</w:t>
       </w:r>
     </w:p>
-    <w:bookmarkEnd w:id="21"/>
-    <w:bookmarkStart w:id="22" w:name="X9ed864586b610e280599e03ec8ff8cd85fc45b0"/>
+    <w:bookmarkEnd w:id="18"/>
+    <w:bookmarkStart w:id="19" w:name="X9ed864586b610e280599e03ec8ff8cd85fc45b0"/>
     <w:p>
       <w:pPr>
         <w:pStyle w:val="Heading3"/>
@@ -8538,9 +8488,9 @@
         <w:t xml:space="preserve">This is the §42.2 mandate that says "evaluator stability across bundle revisions is itself a tracked event."</w:t>
       </w:r>
     </w:p>
-    <w:bookmarkEnd w:id="22"/>
-    <w:bookmarkEnd w:id="23"/>
-    <w:bookmarkStart w:id="24" w:name="X2a306b1d3fd7a8403b8b851c576619e442c920f"/>
+    <w:bookmarkEnd w:id="19"/>
+    <w:bookmarkEnd w:id="20"/>
+    <w:bookmarkStart w:id="21" w:name="X2a306b1d3fd7a8403b8b851c576619e442c920f"/>
     <w:p>
       <w:pPr>
         <w:pStyle w:val="Heading2"/>
@@ -9155,8 +9105,8 @@
         <w:t xml:space="preserve">No code path may both (a) detect a constitution violation and (b) consume the violation in the same function. Detection and emission must be separated by the Registry boundary — this is what makes the panic-recovery in row 1 trustworthy.</w:t>
       </w:r>
     </w:p>
-    <w:bookmarkEnd w:id="24"/>
-    <w:bookmarkStart w:id="29" w:name="X184980486b5e124cf0ac1cae1aecef9d75091d2"/>
+    <w:bookmarkEnd w:id="21"/>
+    <w:bookmarkStart w:id="26" w:name="X184980486b5e124cf0ac1cae1aecef9d75091d2"/>
     <w:p>
       <w:pPr>
         <w:pStyle w:val="Heading2"/>
@@ -9173,7 +9123,7 @@
         <w:t xml:space="preserve">Three tiers, mapped to the milestones:</w:t>
       </w:r>
     </w:p>
-    <w:bookmarkStart w:id="25" w:name="Xe4dc61520cc33565b81aa98415a0a2b4ea13967"/>
+    <w:bookmarkStart w:id="22" w:name="Xe4dc61520cc33565b81aa98415a0a2b4ea13967"/>
     <w:p>
       <w:pPr>
         <w:pStyle w:val="Heading3"/>
@@ -9418,8 +9368,8 @@
         </w:tc>
       </w:tr>
     </w:tbl>
-    <w:bookmarkEnd w:id="25"/>
-    <w:bookmarkStart w:id="26" w:name="Xbb7d8a98191a0db4c39ba6ca7345bc5f5701df0"/>
+    <w:bookmarkEnd w:id="22"/>
+    <w:bookmarkStart w:id="23" w:name="Xbb7d8a98191a0db4c39ba6ca7345bc5f5701df0"/>
     <w:p>
       <w:pPr>
         <w:pStyle w:val="Heading3"/>
@@ -9682,8 +9632,8 @@
         </w:tc>
       </w:tr>
     </w:tbl>
-    <w:bookmarkEnd w:id="26"/>
-    <w:bookmarkStart w:id="27" w:name="Xcefbbb8cafafd8af88f31c7f12140730611205b"/>
+    <w:bookmarkEnd w:id="23"/>
+    <w:bookmarkStart w:id="24" w:name="Xcefbbb8cafafd8af88f31c7f12140730611205b"/>
     <w:p>
       <w:pPr>
         <w:pStyle w:val="Heading3"/>
@@ -9804,8 +9754,8 @@
         <w:t xml:space="preserve">#         diary/main.md has new entry.</w:t>
       </w:r>
     </w:p>
-    <w:bookmarkEnd w:id="27"/>
-    <w:bookmarkStart w:id="28" w:name="X4ca822a0c59d05409b433147966d35302af1360"/>
+    <w:bookmarkEnd w:id="24"/>
+    <w:bookmarkStart w:id="25" w:name="X4ca822a0c59d05409b433147966d35302af1360"/>
     <w:p>
       <w:pPr>
         <w:pStyle w:val="Heading3"/>
@@ -10131,9 +10081,9 @@
         <w:t xml:space="preserve">to Sub-projects 2/3.</w:t>
       </w:r>
     </w:p>
-    <w:bookmarkEnd w:id="28"/>
-    <w:bookmarkEnd w:id="29"/>
-    <w:bookmarkStart w:id="30" w:name="Xadd70b990f14c38e2b3c36b0eadcf9f8f14e8b8"/>
+    <w:bookmarkEnd w:id="25"/>
+    <w:bookmarkEnd w:id="26"/>
+    <w:bookmarkStart w:id="27" w:name="Xadd70b990f14c38e2b3c36b0eadcf9f8f14e8b8"/>
     <w:p>
       <w:pPr>
         <w:pStyle w:val="Heading2"/>
@@ -10399,8 +10349,8 @@
         <w:t xml:space="preserve">Single-region single-leader Postgres + Redis is the M3 default.</w:t>
       </w:r>
     </w:p>
-    <w:bookmarkEnd w:id="30"/>
-    <w:bookmarkStart w:id="31" w:name="Xf5b69df39b5b5c000a8d569dc328c542b2b535d"/>
+    <w:bookmarkEnd w:id="27"/>
+    <w:bookmarkStart w:id="28" w:name="Xf5b69df39b5b5c000a8d569dc328c542b2b535d"/>
     <w:p>
       <w:pPr>
         <w:pStyle w:val="Heading2"/>
@@ -10680,8 +10630,8 @@
         <w:t xml:space="preserve">Resolve before M3 closes.</w:t>
       </w:r>
     </w:p>
-    <w:bookmarkEnd w:id="31"/>
-    <w:bookmarkStart w:id="32" w:name="X06dd6c7b1d612e102be6ff7f1fc84073759af54"/>
+    <w:bookmarkEnd w:id="28"/>
+    <w:bookmarkStart w:id="29" w:name="X06dd6c7b1d612e102be6ff7f1fc84073759af54"/>
     <w:p>
       <w:pPr>
         <w:pStyle w:val="Heading2"/>
@@ -10806,8 +10756,8 @@
         <w:t xml:space="preserve">.</w:t>
       </w:r>
     </w:p>
-    <w:bookmarkEnd w:id="32"/>
-    <w:bookmarkStart w:id="37" w:name="X5c061c3bf5a5396a51dbc815798fd420778cb50"/>
+    <w:bookmarkEnd w:id="29"/>
+    <w:bookmarkStart w:id="34" w:name="X5c061c3bf5a5396a51dbc815798fd420778cb50"/>
     <w:p>
       <w:pPr>
         <w:pStyle w:val="Heading2"/>
@@ -10868,7 +10818,7 @@
         <w:t xml:space="preserve">.</w:t>
       </w:r>
     </w:p>
-    <w:bookmarkStart w:id="33" w:name="X8f9c4704dc00c469c545a1b9b8e1b9feb8c11d7"/>
+    <w:bookmarkStart w:id="30" w:name="X8f9c4704dc00c469c545a1b9b8e1b9feb8c11d7"/>
     <w:p>
       <w:pPr>
         <w:pStyle w:val="Heading3"/>
@@ -11311,8 +11261,8 @@
         </w:tc>
       </w:tr>
     </w:tbl>
-    <w:bookmarkEnd w:id="33"/>
-    <w:bookmarkStart w:id="34" w:name="X7dc05137bca53fc9b459ea50a00efd93c593fa4"/>
+    <w:bookmarkEnd w:id="30"/>
+    <w:bookmarkStart w:id="31" w:name="X7dc05137bca53fc9b459ea50a00efd93c593fa4"/>
     <w:p>
       <w:pPr>
         <w:pStyle w:val="Heading3"/>
@@ -11660,8 +11610,8 @@
         <w:t xml:space="preserve">queue semantics — only the implementation library changes.</w:t>
       </w:r>
     </w:p>
-    <w:bookmarkEnd w:id="34"/>
-    <w:bookmarkStart w:id="35" w:name="Xb73d41a110a48ae3574429972bcdff6c01c47f7"/>
+    <w:bookmarkEnd w:id="31"/>
+    <w:bookmarkStart w:id="32" w:name="Xb73d41a110a48ae3574429972bcdff6c01c47f7"/>
     <w:p>
       <w:pPr>
         <w:pStyle w:val="Heading3"/>
@@ -11772,8 +11722,8 @@
         <w:t xml:space="preserve">directives during development point at those paths. Production builds resolve through pinned commit SHAs.</w:t>
       </w:r>
     </w:p>
-    <w:bookmarkEnd w:id="35"/>
-    <w:bookmarkStart w:id="36" w:name="Xa445c1cffa1298e7722ef5b5659aeb71ec0ce9b"/>
+    <w:bookmarkEnd w:id="32"/>
+    <w:bookmarkStart w:id="33" w:name="Xa445c1cffa1298e7722ef5b5659aeb71ec0ce9b"/>
     <w:p>
       <w:pPr>
         <w:pStyle w:val="Heading3"/>
@@ -11991,9 +11941,9 @@
         <w:t xml:space="preserve">push to all 4 remotes after each meaningful milestone commit.</w:t>
       </w:r>
     </w:p>
-    <w:bookmarkEnd w:id="36"/>
-    <w:bookmarkEnd w:id="37"/>
-    <w:bookmarkEnd w:id="38"/>
+    <w:bookmarkEnd w:id="33"/>
+    <w:bookmarkEnd w:id="34"/>
+    <w:bookmarkEnd w:id="35"/>
     <w:sectPr>
       <w:footnotePr>
         <w:numRestart w:val="eachSect"/>
